--- a/Practica 1.1/P1.1_Jared Ariel González Espejel.docx
+++ b/Practica 1.1/P1.1_Jared Ariel González Espejel.docx
@@ -10,6 +10,7 @@
         <w:rPr>
           <w:rtl w:val="0"/>
         </w:rPr>
+        <w:t xml:space="preserve">(Esto fue hecho con IA)</w:t>
       </w:r>
     </w:p>
     <w:tbl>
@@ -852,12 +853,19 @@
       </w:pPr>
       <w:r>
         <w:rPr>
+          <w:rtl w:val="0"/>
+        </w:rPr>
+        <w:t xml:space="preserve">(Esto fue hecho con IA)</w:t>
+      </w:r>
+      <w:r>
+        <w:rPr>
           <w:rFonts w:ascii="Nunito" w:cs="Nunito" w:eastAsia="Nunito" w:hAnsi="Nunito"/>
           <w:color w:val="273239"/>
           <w:sz w:val="27"/>
           <w:szCs w:val="27"/>
           <w:rtl w:val="0"/>
         </w:rPr>
+        <w:br w:type="textWrapping"/>
         <w:t xml:space="preserve">La diferencia importante:</w:t>
       </w:r>
     </w:p>
@@ -1255,7 +1263,7 @@
         <w:rPr/>
         <w:drawing>
           <wp:inline distB="114300" distT="114300" distL="114300" distR="114300">
-            <wp:extent cx="5731200" cy="2273300"/>
+            <wp:extent cx="4649625" cy="1845787"/>
             <wp:effectExtent b="0" l="0" r="0" t="0"/>
             <wp:docPr id="2" name="image1.png"/>
             <a:graphic>
@@ -1275,7 +1283,7 @@
                   <pic:spPr>
                     <a:xfrm>
                       <a:off x="0" y="0"/>
-                      <a:ext cx="5731200" cy="2273300"/>
+                      <a:ext cx="4649625" cy="1845787"/>
                     </a:xfrm>
                     <a:prstGeom prst="rect"/>
                     <a:ln/>
@@ -1335,16 +1343,6 @@
         <w:t xml:space="preserve">.</w:t>
       </w:r>
       <w:r>
-        <w:rPr>
-          <w:rtl w:val="0"/>
-        </w:rPr>
-      </w:r>
-    </w:p>
-    <w:p>
-      <w:pPr>
-        <w:rPr/>
-      </w:pPr>
-      <w:r>
         <w:br w:type="page"/>
       </w:r>
       <w:r>
@@ -1368,6 +1366,24 @@
       </w:pPr>
       <w:bookmarkStart w:colFirst="0" w:colLast="0" w:name="_gw3bfesdq57n" w:id="0"/>
       <w:bookmarkEnd w:id="0"/>
+      <w:r>
+        <w:rPr>
+          <w:sz w:val="22"/>
+          <w:szCs w:val="22"/>
+          <w:rtl w:val="0"/>
+        </w:rPr>
+        <w:t xml:space="preserve">(Esto fue hecho con IA)</w:t>
+      </w:r>
+      <w:r>
+        <w:rPr>
+          <w:b w:val="1"/>
+          <w:bCs w:val="1"/>
+          <w:sz w:val="34"/>
+          <w:szCs w:val="34"/>
+          <w:rtl w:val="0"/>
+        </w:rPr>
+        <w:br w:type="textWrapping"/>
+      </w:r>
       <w:r>
         <w:rPr>
           <w:b w:val="1"/>

--- a/Practica 1.1/P1.1_Jared Ariel González Espejel.docx
+++ b/Practica 1.1/P1.1_Jared Ariel González Espejel.docx
@@ -10,7 +10,7 @@
         <w:rPr>
           <w:rtl w:val="0"/>
         </w:rPr>
-        <w:t xml:space="preserve">(Esto fue hecho con IA)</w:t>
+        <w:t xml:space="preserve">(Esto fue hecho con IA y modificado por mi)</w:t>
       </w:r>
     </w:p>
     <w:tbl>
@@ -855,7 +855,7 @@
         <w:rPr>
           <w:rtl w:val="0"/>
         </w:rPr>
-        <w:t xml:space="preserve">(Esto fue hecho con IA)</w:t>
+        <w:t xml:space="preserve">(Esto fue hecho con IA y resumido por mi solo use la idea general)</w:t>
       </w:r>
       <w:r>
         <w:rPr>
@@ -1219,12 +1219,12 @@
           <wp:inline distB="114300" distT="114300" distL="114300" distR="114300">
             <wp:extent cx="3181350" cy="1447800"/>
             <wp:effectExtent b="0" l="0" r="0" t="0"/>
-            <wp:docPr id="1" name="image2.png"/>
+            <wp:docPr id="1" name="image1.png"/>
             <a:graphic>
               <a:graphicData uri="http://schemas.openxmlformats.org/drawingml/2006/picture">
                 <pic:pic>
                   <pic:nvPicPr>
-                    <pic:cNvPr id="0" name="image2.png"/>
+                    <pic:cNvPr id="0" name="image1.png"/>
                     <pic:cNvPicPr preferRelativeResize="0"/>
                   </pic:nvPicPr>
                   <pic:blipFill>
@@ -1265,12 +1265,12 @@
           <wp:inline distB="114300" distT="114300" distL="114300" distR="114300">
             <wp:extent cx="4649625" cy="1845787"/>
             <wp:effectExtent b="0" l="0" r="0" t="0"/>
-            <wp:docPr id="2" name="image1.png"/>
+            <wp:docPr id="2" name="image2.png"/>
             <a:graphic>
               <a:graphicData uri="http://schemas.openxmlformats.org/drawingml/2006/picture">
                 <pic:pic>
                   <pic:nvPicPr>
-                    <pic:cNvPr id="0" name="image1.png"/>
+                    <pic:cNvPr id="0" name="image2.png"/>
                     <pic:cNvPicPr preferRelativeResize="0"/>
                   </pic:nvPicPr>
                   <pic:blipFill>
@@ -1372,7 +1372,7 @@
           <w:szCs w:val="22"/>
           <w:rtl w:val="0"/>
         </w:rPr>
-        <w:t xml:space="preserve">(Esto fue hecho con IA)</w:t>
+        <w:t xml:space="preserve">(Esto fue hecho con IA pero lo revise completo)</w:t>
       </w:r>
       <w:r>
         <w:rPr>
